--- a/PBE_Anotacao.docx
+++ b/PBE_Anotacao.docx
@@ -1214,8 +1214,6 @@
         </w:rPr>
         <w:t>Front: Insomnia</w:t>
       </w:r>
-      <w:bookmarkStart w:id="0" w:name="_GoBack"/>
-      <w:bookmarkEnd w:id="0"/>
     </w:p>
     <w:p>
       <w:pPr>
@@ -1454,42 +1452,733 @@
     </w:p>
     <w:p>
       <w:pPr>
-        <w:autoSpaceDE w:val="0"/>
-        <w:autoSpaceDN w:val="0"/>
-        <w:adjustRightInd w:val="0"/>
-        <w:spacing w:after="0" w:line="240" w:lineRule="auto"/>
-        <w:rPr>
-          <w:rFonts w:ascii="Arial Black" w:hAnsi="Arial Black" w:cs="Lucida Console"/>
-          <w:sz w:val="24"/>
-          <w:szCs w:val="24"/>
-        </w:rPr>
-      </w:pPr>
-    </w:p>
-    <w:p>
-      <w:pPr>
-        <w:autoSpaceDE w:val="0"/>
-        <w:autoSpaceDN w:val="0"/>
-        <w:adjustRightInd w:val="0"/>
-        <w:spacing w:after="0" w:line="240" w:lineRule="auto"/>
-        <w:rPr>
-          <w:rFonts w:ascii="Arial Black" w:hAnsi="Arial Black" w:cs="Lucida Console"/>
-          <w:sz w:val="24"/>
-          <w:szCs w:val="24"/>
-        </w:rPr>
-      </w:pPr>
-    </w:p>
-    <w:p>
-      <w:pPr>
-        <w:autoSpaceDE w:val="0"/>
-        <w:autoSpaceDN w:val="0"/>
-        <w:adjustRightInd w:val="0"/>
-        <w:spacing w:after="0" w:line="240" w:lineRule="auto"/>
-        <w:rPr>
-          <w:rFonts w:ascii="Arial Black" w:hAnsi="Arial Black" w:cs="Lucida Console"/>
-          <w:sz w:val="24"/>
-          <w:szCs w:val="24"/>
-        </w:rPr>
-      </w:pPr>
+        <w:pBdr>
+          <w:bottom w:val="double" w:sz="6" w:space="1" w:color="auto"/>
+        </w:pBdr>
+        <w:autoSpaceDE w:val="0"/>
+        <w:autoSpaceDN w:val="0"/>
+        <w:adjustRightInd w:val="0"/>
+        <w:spacing w:after="0" w:line="240" w:lineRule="auto"/>
+        <w:rPr>
+          <w:rFonts w:ascii="Arial Black" w:hAnsi="Arial Black" w:cs="Lucida Console"/>
+          <w:sz w:val="24"/>
+          <w:szCs w:val="24"/>
+        </w:rPr>
+      </w:pPr>
+    </w:p>
+    <w:p>
+      <w:pPr>
+        <w:autoSpaceDE w:val="0"/>
+        <w:autoSpaceDN w:val="0"/>
+        <w:adjustRightInd w:val="0"/>
+        <w:spacing w:after="0" w:line="240" w:lineRule="auto"/>
+        <w:rPr>
+          <w:rFonts w:ascii="Arial Black" w:hAnsi="Arial Black" w:cs="Lucida Console"/>
+          <w:sz w:val="24"/>
+          <w:szCs w:val="24"/>
+          <w:highlight w:val="yellow"/>
+        </w:rPr>
+      </w:pPr>
+      <w:r>
+        <w:rPr>
+          <w:rFonts w:ascii="Arial Black" w:hAnsi="Arial Black" w:cs="Lucida Console"/>
+          <w:sz w:val="24"/>
+          <w:szCs w:val="24"/>
+          <w:highlight w:val="yellow"/>
+        </w:rPr>
+        <w:t>09/02/2026</w:t>
+      </w:r>
+    </w:p>
+    <w:p>
+      <w:pPr>
+        <w:autoSpaceDE w:val="0"/>
+        <w:autoSpaceDN w:val="0"/>
+        <w:adjustRightInd w:val="0"/>
+        <w:spacing w:after="0" w:line="240" w:lineRule="auto"/>
+        <w:rPr>
+          <w:rFonts w:ascii="Arial Black" w:hAnsi="Arial Black" w:cs="Lucida Console"/>
+          <w:sz w:val="24"/>
+          <w:szCs w:val="24"/>
+          <w:highlight w:val="yellow"/>
+        </w:rPr>
+      </w:pPr>
+    </w:p>
+    <w:p>
+      <w:pPr>
+        <w:autoSpaceDE w:val="0"/>
+        <w:autoSpaceDN w:val="0"/>
+        <w:adjustRightInd w:val="0"/>
+        <w:spacing w:after="0" w:line="240" w:lineRule="auto"/>
+        <w:rPr>
+          <w:rFonts w:ascii="Arial Black" w:hAnsi="Arial Black" w:cs="Lucida Console"/>
+          <w:sz w:val="24"/>
+          <w:szCs w:val="24"/>
+          <w:highlight w:val="yellow"/>
+        </w:rPr>
+      </w:pPr>
+      <w:r>
+        <w:rPr>
+          <w:noProof/>
+        </w:rPr>
+        <w:drawing>
+          <wp:inline distT="0" distB="0" distL="0" distR="0" wp14:anchorId="2AB6E218" wp14:editId="175FF4B8">
+            <wp:extent cx="4267200" cy="2902840"/>
+            <wp:effectExtent l="0" t="0" r="0" b="0"/>
+            <wp:docPr id="9" name="Imagem 9"/>
+            <wp:cNvGraphicFramePr>
+              <a:graphicFrameLocks xmlns:a="http://schemas.openxmlformats.org/drawingml/2006/main" noChangeAspect="1"/>
+            </wp:cNvGraphicFramePr>
+            <a:graphic xmlns:a="http://schemas.openxmlformats.org/drawingml/2006/main">
+              <a:graphicData uri="http://schemas.openxmlformats.org/drawingml/2006/picture">
+                <pic:pic xmlns:pic="http://schemas.openxmlformats.org/drawingml/2006/picture">
+                  <pic:nvPicPr>
+                    <pic:cNvPr id="1" name=""/>
+                    <pic:cNvPicPr/>
+                  </pic:nvPicPr>
+                  <pic:blipFill>
+                    <a:blip r:embed="rId14"/>
+                    <a:stretch>
+                      <a:fillRect/>
+                    </a:stretch>
+                  </pic:blipFill>
+                  <pic:spPr>
+                    <a:xfrm>
+                      <a:off x="0" y="0"/>
+                      <a:ext cx="4290646" cy="2918789"/>
+                    </a:xfrm>
+                    <a:prstGeom prst="rect">
+                      <a:avLst/>
+                    </a:prstGeom>
+                  </pic:spPr>
+                </pic:pic>
+              </a:graphicData>
+            </a:graphic>
+          </wp:inline>
+        </w:drawing>
+      </w:r>
+    </w:p>
+    <w:p>
+      <w:pPr>
+        <w:autoSpaceDE w:val="0"/>
+        <w:autoSpaceDN w:val="0"/>
+        <w:adjustRightInd w:val="0"/>
+        <w:spacing w:after="0" w:line="240" w:lineRule="auto"/>
+        <w:rPr>
+          <w:rFonts w:ascii="Arial Black" w:hAnsi="Arial Black" w:cs="Lucida Console"/>
+          <w:sz w:val="24"/>
+          <w:szCs w:val="24"/>
+          <w:highlight w:val="yellow"/>
+        </w:rPr>
+      </w:pPr>
+    </w:p>
+    <w:p>
+      <w:pPr>
+        <w:autoSpaceDE w:val="0"/>
+        <w:autoSpaceDN w:val="0"/>
+        <w:adjustRightInd w:val="0"/>
+        <w:spacing w:after="0" w:line="240" w:lineRule="auto"/>
+        <w:rPr>
+          <w:rFonts w:ascii="Arial Black" w:hAnsi="Arial Black" w:cs="Lucida Console"/>
+          <w:sz w:val="24"/>
+          <w:szCs w:val="24"/>
+          <w:highlight w:val="yellow"/>
+        </w:rPr>
+      </w:pPr>
+      <w:r>
+        <w:rPr>
+          <w:noProof/>
+        </w:rPr>
+        <w:drawing>
+          <wp:inline distT="0" distB="0" distL="0" distR="0" wp14:anchorId="7D9B8DF5" wp14:editId="356AE3E3">
+            <wp:extent cx="3790950" cy="1209675"/>
+            <wp:effectExtent l="0" t="0" r="0" b="9525"/>
+            <wp:docPr id="11" name="Imagem 11"/>
+            <wp:cNvGraphicFramePr>
+              <a:graphicFrameLocks xmlns:a="http://schemas.openxmlformats.org/drawingml/2006/main" noChangeAspect="1"/>
+            </wp:cNvGraphicFramePr>
+            <a:graphic xmlns:a="http://schemas.openxmlformats.org/drawingml/2006/main">
+              <a:graphicData uri="http://schemas.openxmlformats.org/drawingml/2006/picture">
+                <pic:pic xmlns:pic="http://schemas.openxmlformats.org/drawingml/2006/picture">
+                  <pic:nvPicPr>
+                    <pic:cNvPr id="1" name=""/>
+                    <pic:cNvPicPr/>
+                  </pic:nvPicPr>
+                  <pic:blipFill>
+                    <a:blip r:embed="rId15"/>
+                    <a:stretch>
+                      <a:fillRect/>
+                    </a:stretch>
+                  </pic:blipFill>
+                  <pic:spPr>
+                    <a:xfrm>
+                      <a:off x="0" y="0"/>
+                      <a:ext cx="3790950" cy="1209675"/>
+                    </a:xfrm>
+                    <a:prstGeom prst="rect">
+                      <a:avLst/>
+                    </a:prstGeom>
+                  </pic:spPr>
+                </pic:pic>
+              </a:graphicData>
+            </a:graphic>
+          </wp:inline>
+        </w:drawing>
+      </w:r>
+    </w:p>
+    <w:p>
+      <w:pPr>
+        <w:autoSpaceDE w:val="0"/>
+        <w:autoSpaceDN w:val="0"/>
+        <w:adjustRightInd w:val="0"/>
+        <w:spacing w:after="0" w:line="240" w:lineRule="auto"/>
+        <w:rPr>
+          <w:rFonts w:ascii="Arial Black" w:hAnsi="Arial Black" w:cs="Lucida Console"/>
+          <w:sz w:val="24"/>
+          <w:szCs w:val="24"/>
+        </w:rPr>
+      </w:pPr>
+    </w:p>
+    <w:p>
+      <w:pPr>
+        <w:autoSpaceDE w:val="0"/>
+        <w:autoSpaceDN w:val="0"/>
+        <w:adjustRightInd w:val="0"/>
+        <w:spacing w:after="0" w:line="240" w:lineRule="auto"/>
+        <w:rPr>
+          <w:rFonts w:ascii="Arial Black" w:hAnsi="Arial Black" w:cs="Lucida Console"/>
+          <w:sz w:val="24"/>
+          <w:szCs w:val="24"/>
+        </w:rPr>
+      </w:pPr>
+    </w:p>
+    <w:p>
+      <w:pPr>
+        <w:autoSpaceDE w:val="0"/>
+        <w:autoSpaceDN w:val="0"/>
+        <w:adjustRightInd w:val="0"/>
+        <w:spacing w:after="0" w:line="240" w:lineRule="auto"/>
+        <w:rPr>
+          <w:rFonts w:ascii="Arial Black" w:hAnsi="Arial Black" w:cs="Lucida Console"/>
+          <w:sz w:val="24"/>
+          <w:szCs w:val="24"/>
+        </w:rPr>
+      </w:pPr>
+      <w:r>
+        <w:rPr>
+          <w:rFonts w:ascii="Arial Black" w:hAnsi="Arial Black" w:cs="Lucida Console"/>
+          <w:sz w:val="24"/>
+          <w:szCs w:val="24"/>
+        </w:rPr>
+        <w:lastRenderedPageBreak/>
+        <w:t>GIT</w:t>
+      </w:r>
+      <w:r>
+        <w:rPr>
+          <w:rFonts w:ascii="Arial Black" w:hAnsi="Arial Black" w:cs="Lucida Console"/>
+          <w:sz w:val="24"/>
+          <w:szCs w:val="24"/>
+        </w:rPr>
+        <w:t>:</w:t>
+      </w:r>
+    </w:p>
+    <w:p>
+      <w:pPr>
+        <w:autoSpaceDE w:val="0"/>
+        <w:autoSpaceDN w:val="0"/>
+        <w:adjustRightInd w:val="0"/>
+        <w:spacing w:after="0" w:line="240" w:lineRule="auto"/>
+        <w:rPr>
+          <w:rFonts w:ascii="Arial Black" w:hAnsi="Arial Black" w:cs="Lucida Console"/>
+          <w:sz w:val="24"/>
+          <w:szCs w:val="24"/>
+        </w:rPr>
+      </w:pPr>
+      <w:r>
+        <w:rPr>
+          <w:noProof/>
+        </w:rPr>
+        <w:drawing>
+          <wp:inline distT="0" distB="0" distL="0" distR="0" wp14:anchorId="15BFCDA6" wp14:editId="1865D4F2">
+            <wp:extent cx="5400040" cy="1369695"/>
+            <wp:effectExtent l="0" t="0" r="0" b="1905"/>
+            <wp:docPr id="12" name="Imagem 12"/>
+            <wp:cNvGraphicFramePr>
+              <a:graphicFrameLocks xmlns:a="http://schemas.openxmlformats.org/drawingml/2006/main" noChangeAspect="1"/>
+            </wp:cNvGraphicFramePr>
+            <a:graphic xmlns:a="http://schemas.openxmlformats.org/drawingml/2006/main">
+              <a:graphicData uri="http://schemas.openxmlformats.org/drawingml/2006/picture">
+                <pic:pic xmlns:pic="http://schemas.openxmlformats.org/drawingml/2006/picture">
+                  <pic:nvPicPr>
+                    <pic:cNvPr id="1" name=""/>
+                    <pic:cNvPicPr/>
+                  </pic:nvPicPr>
+                  <pic:blipFill>
+                    <a:blip r:embed="rId16"/>
+                    <a:stretch>
+                      <a:fillRect/>
+                    </a:stretch>
+                  </pic:blipFill>
+                  <pic:spPr>
+                    <a:xfrm>
+                      <a:off x="0" y="0"/>
+                      <a:ext cx="5400040" cy="1369695"/>
+                    </a:xfrm>
+                    <a:prstGeom prst="rect">
+                      <a:avLst/>
+                    </a:prstGeom>
+                  </pic:spPr>
+                </pic:pic>
+              </a:graphicData>
+            </a:graphic>
+          </wp:inline>
+        </w:drawing>
+      </w:r>
+    </w:p>
+    <w:p>
+      <w:pPr>
+        <w:pBdr>
+          <w:bottom w:val="double" w:sz="6" w:space="1" w:color="auto"/>
+        </w:pBdr>
+        <w:autoSpaceDE w:val="0"/>
+        <w:autoSpaceDN w:val="0"/>
+        <w:adjustRightInd w:val="0"/>
+        <w:spacing w:after="0" w:line="240" w:lineRule="auto"/>
+        <w:rPr>
+          <w:rFonts w:ascii="Arial Black" w:hAnsi="Arial Black" w:cs="Lucida Console"/>
+          <w:sz w:val="24"/>
+          <w:szCs w:val="24"/>
+        </w:rPr>
+      </w:pPr>
+    </w:p>
+    <w:p>
+      <w:pPr>
+        <w:autoSpaceDE w:val="0"/>
+        <w:autoSpaceDN w:val="0"/>
+        <w:adjustRightInd w:val="0"/>
+        <w:spacing w:after="0" w:line="240" w:lineRule="auto"/>
+        <w:rPr>
+          <w:rFonts w:ascii="Arial Black" w:hAnsi="Arial Black" w:cs="Lucida Console"/>
+          <w:sz w:val="24"/>
+          <w:szCs w:val="24"/>
+        </w:rPr>
+      </w:pPr>
+      <w:r>
+        <w:rPr>
+          <w:noProof/>
+        </w:rPr>
+        <w:drawing>
+          <wp:inline distT="0" distB="0" distL="0" distR="0" wp14:anchorId="6B6B8E28" wp14:editId="0C5D2351">
+            <wp:extent cx="5882640" cy="1542751"/>
+            <wp:effectExtent l="0" t="0" r="3810" b="635"/>
+            <wp:docPr id="13" name="Imagem 13"/>
+            <wp:cNvGraphicFramePr>
+              <a:graphicFrameLocks xmlns:a="http://schemas.openxmlformats.org/drawingml/2006/main" noChangeAspect="1"/>
+            </wp:cNvGraphicFramePr>
+            <a:graphic xmlns:a="http://schemas.openxmlformats.org/drawingml/2006/main">
+              <a:graphicData uri="http://schemas.openxmlformats.org/drawingml/2006/picture">
+                <pic:pic xmlns:pic="http://schemas.openxmlformats.org/drawingml/2006/picture">
+                  <pic:nvPicPr>
+                    <pic:cNvPr id="1" name=""/>
+                    <pic:cNvPicPr/>
+                  </pic:nvPicPr>
+                  <pic:blipFill>
+                    <a:blip r:embed="rId17"/>
+                    <a:stretch>
+                      <a:fillRect/>
+                    </a:stretch>
+                  </pic:blipFill>
+                  <pic:spPr>
+                    <a:xfrm>
+                      <a:off x="0" y="0"/>
+                      <a:ext cx="5940859" cy="1558019"/>
+                    </a:xfrm>
+                    <a:prstGeom prst="rect">
+                      <a:avLst/>
+                    </a:prstGeom>
+                  </pic:spPr>
+                </pic:pic>
+              </a:graphicData>
+            </a:graphic>
+          </wp:inline>
+        </w:drawing>
+      </w:r>
+    </w:p>
+    <w:p>
+      <w:pPr>
+        <w:autoSpaceDE w:val="0"/>
+        <w:autoSpaceDN w:val="0"/>
+        <w:adjustRightInd w:val="0"/>
+        <w:spacing w:after="0" w:line="240" w:lineRule="auto"/>
+        <w:rPr>
+          <w:rFonts w:ascii="Arial Black" w:hAnsi="Arial Black" w:cs="Lucida Console"/>
+          <w:sz w:val="24"/>
+          <w:szCs w:val="24"/>
+        </w:rPr>
+      </w:pPr>
+      <w:r>
+        <w:rPr>
+          <w:rFonts w:ascii="Arial Black" w:hAnsi="Arial Black" w:cs="Lucida Console"/>
+          <w:sz w:val="24"/>
+          <w:szCs w:val="24"/>
+        </w:rPr>
+        <w:t>Como imprimir o nome e a idade de maneiras diferentes.</w:t>
+      </w:r>
+    </w:p>
+    <w:p>
+      <w:pPr>
+        <w:autoSpaceDE w:val="0"/>
+        <w:autoSpaceDN w:val="0"/>
+        <w:adjustRightInd w:val="0"/>
+        <w:spacing w:after="0" w:line="240" w:lineRule="auto"/>
+        <w:rPr>
+          <w:rFonts w:ascii="Arial Black" w:hAnsi="Arial Black" w:cs="Lucida Console"/>
+          <w:sz w:val="24"/>
+          <w:szCs w:val="24"/>
+        </w:rPr>
+      </w:pPr>
+    </w:p>
+    <w:p>
+      <w:pPr>
+        <w:autoSpaceDE w:val="0"/>
+        <w:autoSpaceDN w:val="0"/>
+        <w:adjustRightInd w:val="0"/>
+        <w:spacing w:after="0" w:line="240" w:lineRule="auto"/>
+        <w:rPr>
+          <w:rFonts w:ascii="Arial Black" w:hAnsi="Arial Black" w:cs="Lucida Console"/>
+          <w:sz w:val="24"/>
+          <w:szCs w:val="24"/>
+        </w:rPr>
+      </w:pPr>
+      <w:r>
+        <w:rPr>
+          <w:noProof/>
+        </w:rPr>
+        <w:drawing>
+          <wp:inline distT="0" distB="0" distL="0" distR="0" wp14:anchorId="02899388" wp14:editId="6F606546">
+            <wp:extent cx="3267075" cy="4657725"/>
+            <wp:effectExtent l="0" t="0" r="9525" b="9525"/>
+            <wp:docPr id="14" name="Imagem 14"/>
+            <wp:cNvGraphicFramePr>
+              <a:graphicFrameLocks xmlns:a="http://schemas.openxmlformats.org/drawingml/2006/main" noChangeAspect="1"/>
+            </wp:cNvGraphicFramePr>
+            <a:graphic xmlns:a="http://schemas.openxmlformats.org/drawingml/2006/main">
+              <a:graphicData uri="http://schemas.openxmlformats.org/drawingml/2006/picture">
+                <pic:pic xmlns:pic="http://schemas.openxmlformats.org/drawingml/2006/picture">
+                  <pic:nvPicPr>
+                    <pic:cNvPr id="1" name=""/>
+                    <pic:cNvPicPr/>
+                  </pic:nvPicPr>
+                  <pic:blipFill>
+                    <a:blip r:embed="rId18"/>
+                    <a:stretch>
+                      <a:fillRect/>
+                    </a:stretch>
+                  </pic:blipFill>
+                  <pic:spPr>
+                    <a:xfrm>
+                      <a:off x="0" y="0"/>
+                      <a:ext cx="3267075" cy="4657725"/>
+                    </a:xfrm>
+                    <a:prstGeom prst="rect">
+                      <a:avLst/>
+                    </a:prstGeom>
+                  </pic:spPr>
+                </pic:pic>
+              </a:graphicData>
+            </a:graphic>
+          </wp:inline>
+        </w:drawing>
+      </w:r>
+    </w:p>
+    <w:p>
+      <w:pPr>
+        <w:autoSpaceDE w:val="0"/>
+        <w:autoSpaceDN w:val="0"/>
+        <w:adjustRightInd w:val="0"/>
+        <w:spacing w:after="0" w:line="240" w:lineRule="auto"/>
+        <w:rPr>
+          <w:rFonts w:ascii="Arial Black" w:hAnsi="Arial Black" w:cs="Lucida Console"/>
+          <w:sz w:val="24"/>
+          <w:szCs w:val="24"/>
+        </w:rPr>
+      </w:pPr>
+      <w:r>
+        <w:rPr>
+          <w:noProof/>
+        </w:rPr>
+        <w:lastRenderedPageBreak/>
+        <w:drawing>
+          <wp:inline distT="0" distB="0" distL="0" distR="0" wp14:anchorId="7952F180" wp14:editId="79BBE777">
+            <wp:extent cx="4676775" cy="4657725"/>
+            <wp:effectExtent l="0" t="0" r="9525" b="9525"/>
+            <wp:docPr id="15" name="Imagem 15"/>
+            <wp:cNvGraphicFramePr>
+              <a:graphicFrameLocks xmlns:a="http://schemas.openxmlformats.org/drawingml/2006/main" noChangeAspect="1"/>
+            </wp:cNvGraphicFramePr>
+            <a:graphic xmlns:a="http://schemas.openxmlformats.org/drawingml/2006/main">
+              <a:graphicData uri="http://schemas.openxmlformats.org/drawingml/2006/picture">
+                <pic:pic xmlns:pic="http://schemas.openxmlformats.org/drawingml/2006/picture">
+                  <pic:nvPicPr>
+                    <pic:cNvPr id="1" name=""/>
+                    <pic:cNvPicPr/>
+                  </pic:nvPicPr>
+                  <pic:blipFill>
+                    <a:blip r:embed="rId19"/>
+                    <a:stretch>
+                      <a:fillRect/>
+                    </a:stretch>
+                  </pic:blipFill>
+                  <pic:spPr>
+                    <a:xfrm>
+                      <a:off x="0" y="0"/>
+                      <a:ext cx="4676775" cy="4657725"/>
+                    </a:xfrm>
+                    <a:prstGeom prst="rect">
+                      <a:avLst/>
+                    </a:prstGeom>
+                  </pic:spPr>
+                </pic:pic>
+              </a:graphicData>
+            </a:graphic>
+          </wp:inline>
+        </w:drawing>
+      </w:r>
+    </w:p>
+    <w:p>
+      <w:pPr>
+        <w:autoSpaceDE w:val="0"/>
+        <w:autoSpaceDN w:val="0"/>
+        <w:adjustRightInd w:val="0"/>
+        <w:spacing w:after="0" w:line="240" w:lineRule="auto"/>
+        <w:rPr>
+          <w:rFonts w:ascii="Arial Black" w:hAnsi="Arial Black" w:cs="Lucida Console"/>
+          <w:sz w:val="24"/>
+          <w:szCs w:val="24"/>
+        </w:rPr>
+      </w:pPr>
+      <w:r>
+        <w:rPr>
+          <w:noProof/>
+        </w:rPr>
+        <w:drawing>
+          <wp:inline distT="0" distB="0" distL="0" distR="0" wp14:anchorId="4D150070" wp14:editId="33E6CAF8">
+            <wp:extent cx="3343275" cy="3933825"/>
+            <wp:effectExtent l="0" t="0" r="9525" b="9525"/>
+            <wp:docPr id="16" name="Imagem 16"/>
+            <wp:cNvGraphicFramePr>
+              <a:graphicFrameLocks xmlns:a="http://schemas.openxmlformats.org/drawingml/2006/main" noChangeAspect="1"/>
+            </wp:cNvGraphicFramePr>
+            <a:graphic xmlns:a="http://schemas.openxmlformats.org/drawingml/2006/main">
+              <a:graphicData uri="http://schemas.openxmlformats.org/drawingml/2006/picture">
+                <pic:pic xmlns:pic="http://schemas.openxmlformats.org/drawingml/2006/picture">
+                  <pic:nvPicPr>
+                    <pic:cNvPr id="1" name=""/>
+                    <pic:cNvPicPr/>
+                  </pic:nvPicPr>
+                  <pic:blipFill>
+                    <a:blip r:embed="rId20"/>
+                    <a:stretch>
+                      <a:fillRect/>
+                    </a:stretch>
+                  </pic:blipFill>
+                  <pic:spPr>
+                    <a:xfrm>
+                      <a:off x="0" y="0"/>
+                      <a:ext cx="3343275" cy="3933825"/>
+                    </a:xfrm>
+                    <a:prstGeom prst="rect">
+                      <a:avLst/>
+                    </a:prstGeom>
+                  </pic:spPr>
+                </pic:pic>
+              </a:graphicData>
+            </a:graphic>
+          </wp:inline>
+        </w:drawing>
+      </w:r>
+    </w:p>
+    <w:p>
+      <w:pPr>
+        <w:autoSpaceDE w:val="0"/>
+        <w:autoSpaceDN w:val="0"/>
+        <w:adjustRightInd w:val="0"/>
+        <w:spacing w:after="0" w:line="240" w:lineRule="auto"/>
+        <w:rPr>
+          <w:rFonts w:ascii="Arial Black" w:hAnsi="Arial Black" w:cs="Lucida Console"/>
+          <w:sz w:val="24"/>
+          <w:szCs w:val="24"/>
+        </w:rPr>
+      </w:pPr>
+    </w:p>
+    <w:p>
+      <w:pPr>
+        <w:autoSpaceDE w:val="0"/>
+        <w:autoSpaceDN w:val="0"/>
+        <w:adjustRightInd w:val="0"/>
+        <w:spacing w:after="0" w:line="240" w:lineRule="auto"/>
+        <w:rPr>
+          <w:rFonts w:ascii="Arial Black" w:hAnsi="Arial Black" w:cs="Lucida Console"/>
+          <w:sz w:val="24"/>
+          <w:szCs w:val="24"/>
+        </w:rPr>
+      </w:pPr>
+      <w:r>
+        <w:rPr>
+          <w:noProof/>
+        </w:rPr>
+        <w:lastRenderedPageBreak/>
+        <w:drawing>
+          <wp:inline distT="0" distB="0" distL="0" distR="0" wp14:anchorId="303D089E" wp14:editId="4EAF89D9">
+            <wp:extent cx="3743325" cy="2867025"/>
+            <wp:effectExtent l="0" t="0" r="9525" b="9525"/>
+            <wp:docPr id="17" name="Imagem 17"/>
+            <wp:cNvGraphicFramePr>
+              <a:graphicFrameLocks xmlns:a="http://schemas.openxmlformats.org/drawingml/2006/main" noChangeAspect="1"/>
+            </wp:cNvGraphicFramePr>
+            <a:graphic xmlns:a="http://schemas.openxmlformats.org/drawingml/2006/main">
+              <a:graphicData uri="http://schemas.openxmlformats.org/drawingml/2006/picture">
+                <pic:pic xmlns:pic="http://schemas.openxmlformats.org/drawingml/2006/picture">
+                  <pic:nvPicPr>
+                    <pic:cNvPr id="1" name=""/>
+                    <pic:cNvPicPr/>
+                  </pic:nvPicPr>
+                  <pic:blipFill>
+                    <a:blip r:embed="rId21"/>
+                    <a:stretch>
+                      <a:fillRect/>
+                    </a:stretch>
+                  </pic:blipFill>
+                  <pic:spPr>
+                    <a:xfrm>
+                      <a:off x="0" y="0"/>
+                      <a:ext cx="3743325" cy="2867025"/>
+                    </a:xfrm>
+                    <a:prstGeom prst="rect">
+                      <a:avLst/>
+                    </a:prstGeom>
+                  </pic:spPr>
+                </pic:pic>
+              </a:graphicData>
+            </a:graphic>
+          </wp:inline>
+        </w:drawing>
+      </w:r>
+    </w:p>
+    <w:p>
+      <w:pPr>
+        <w:autoSpaceDE w:val="0"/>
+        <w:autoSpaceDN w:val="0"/>
+        <w:adjustRightInd w:val="0"/>
+        <w:spacing w:after="0" w:line="240" w:lineRule="auto"/>
+        <w:rPr>
+          <w:rFonts w:ascii="Arial Black" w:hAnsi="Arial Black" w:cs="Lucida Console"/>
+          <w:sz w:val="24"/>
+          <w:szCs w:val="24"/>
+        </w:rPr>
+      </w:pPr>
+      <w:r>
+        <w:rPr>
+          <w:noProof/>
+        </w:rPr>
+        <w:drawing>
+          <wp:inline distT="0" distB="0" distL="0" distR="0" wp14:anchorId="243596B1" wp14:editId="4D03C8F0">
+            <wp:extent cx="5400040" cy="3422015"/>
+            <wp:effectExtent l="0" t="0" r="0" b="6985"/>
+            <wp:docPr id="18" name="Imagem 18"/>
+            <wp:cNvGraphicFramePr>
+              <a:graphicFrameLocks xmlns:a="http://schemas.openxmlformats.org/drawingml/2006/main" noChangeAspect="1"/>
+            </wp:cNvGraphicFramePr>
+            <a:graphic xmlns:a="http://schemas.openxmlformats.org/drawingml/2006/main">
+              <a:graphicData uri="http://schemas.openxmlformats.org/drawingml/2006/picture">
+                <pic:pic xmlns:pic="http://schemas.openxmlformats.org/drawingml/2006/picture">
+                  <pic:nvPicPr>
+                    <pic:cNvPr id="1" name=""/>
+                    <pic:cNvPicPr/>
+                  </pic:nvPicPr>
+                  <pic:blipFill>
+                    <a:blip r:embed="rId22"/>
+                    <a:stretch>
+                      <a:fillRect/>
+                    </a:stretch>
+                  </pic:blipFill>
+                  <pic:spPr>
+                    <a:xfrm>
+                      <a:off x="0" y="0"/>
+                      <a:ext cx="5400040" cy="3422015"/>
+                    </a:xfrm>
+                    <a:prstGeom prst="rect">
+                      <a:avLst/>
+                    </a:prstGeom>
+                  </pic:spPr>
+                </pic:pic>
+              </a:graphicData>
+            </a:graphic>
+          </wp:inline>
+        </w:drawing>
+      </w:r>
+    </w:p>
+    <w:p>
+      <w:pPr>
+        <w:autoSpaceDE w:val="0"/>
+        <w:autoSpaceDN w:val="0"/>
+        <w:adjustRightInd w:val="0"/>
+        <w:spacing w:after="0" w:line="240" w:lineRule="auto"/>
+        <w:rPr>
+          <w:rFonts w:ascii="Arial Black" w:hAnsi="Arial Black" w:cs="Lucida Console"/>
+          <w:sz w:val="24"/>
+          <w:szCs w:val="24"/>
+        </w:rPr>
+      </w:pPr>
+      <w:r>
+        <w:rPr>
+          <w:rFonts w:ascii="Arial Black" w:hAnsi="Arial Black" w:cs="Lucida Console"/>
+          <w:sz w:val="24"/>
+          <w:szCs w:val="24"/>
+        </w:rPr>
+        <w:t xml:space="preserve"> Para um requisito ser obrigatório precisa colocar o (!) na frente:</w:t>
+      </w:r>
+      <w:r>
+        <w:rPr>
+          <w:rFonts w:ascii="Arial Black" w:hAnsi="Arial Black" w:cs="Lucida Console"/>
+          <w:sz w:val="24"/>
+          <w:szCs w:val="24"/>
+        </w:rPr>
+        <w:br/>
+        <w:t>exemplo</w:t>
+      </w:r>
+      <w:proofErr w:type="gramStart"/>
+      <w:r>
+        <w:rPr>
+          <w:rFonts w:ascii="Arial Black" w:hAnsi="Arial Black" w:cs="Lucida Console"/>
+          <w:sz w:val="24"/>
+          <w:szCs w:val="24"/>
+        </w:rPr>
+        <w:t>: !senha</w:t>
+      </w:r>
+      <w:proofErr w:type="gramEnd"/>
+      <w:r>
+        <w:rPr>
+          <w:rFonts w:ascii="Arial Black" w:hAnsi="Arial Black" w:cs="Lucida Console"/>
+          <w:sz w:val="24"/>
+          <w:szCs w:val="24"/>
+        </w:rPr>
+        <w:t>.</w:t>
+      </w:r>
+    </w:p>
+    <w:p>
+      <w:pPr>
+        <w:autoSpaceDE w:val="0"/>
+        <w:autoSpaceDN w:val="0"/>
+        <w:adjustRightInd w:val="0"/>
+        <w:spacing w:after="0" w:line="240" w:lineRule="auto"/>
+        <w:rPr>
+          <w:rFonts w:ascii="Arial Black" w:hAnsi="Arial Black" w:cs="Lucida Console"/>
+          <w:sz w:val="24"/>
+          <w:szCs w:val="24"/>
+        </w:rPr>
+      </w:pPr>
+      <w:bookmarkStart w:id="0" w:name="_GoBack"/>
+      <w:bookmarkEnd w:id="0"/>
     </w:p>
     <w:sectPr>
       <w:pgSz w:w="11906" w:h="16838"/>
